--- a/BT Git 2.docx
+++ b/BT Git 2.docx
@@ -57,6 +57,235 @@
           <w:szCs w:val="28"/>
         </w:rPr>
         <w:t>Phân biệt các cấp độ reset</w:t>
+      </w:r>
+    </w:p>
+    <w:p>
+      <w:pPr>
+        <w:pStyle w:val="ListParagraph"/>
+        <w:rPr>
+          <w:rFonts w:ascii="Times New Roman" w:hAnsi="Times New Roman" w:cs="Times New Roman"/>
+          <w:sz w:val="28"/>
+          <w:szCs w:val="28"/>
+        </w:rPr>
+      </w:pPr>
+      <w:r>
+        <w:rPr>
+          <w:rFonts w:ascii="Times New Roman" w:hAnsi="Times New Roman" w:cs="Times New Roman"/>
+          <w:sz w:val="28"/>
+          <w:szCs w:val="28"/>
+        </w:rPr>
+        <w:t>Các cấp độ reset</w:t>
+      </w:r>
+    </w:p>
+    <w:p>
+      <w:pPr>
+        <w:pStyle w:val="ListParagraph"/>
+        <w:rPr>
+          <w:rFonts w:ascii="Times New Roman" w:hAnsi="Times New Roman" w:cs="Times New Roman"/>
+          <w:sz w:val="28"/>
+          <w:szCs w:val="28"/>
+        </w:rPr>
+      </w:pPr>
+      <w:r>
+        <w:rPr>
+          <w:rFonts w:ascii="Times New Roman" w:hAnsi="Times New Roman" w:cs="Times New Roman"/>
+          <w:sz w:val="28"/>
+          <w:szCs w:val="28"/>
+        </w:rPr>
+        <w:t>1</w:t>
+      </w:r>
+    </w:p>
+    <w:p>
+      <w:pPr>
+        <w:pStyle w:val="ListParagraph"/>
+        <w:rPr>
+          <w:rFonts w:ascii="Times New Roman" w:hAnsi="Times New Roman" w:cs="Times New Roman"/>
+          <w:sz w:val="28"/>
+          <w:szCs w:val="28"/>
+        </w:rPr>
+      </w:pPr>
+      <w:r>
+        <w:rPr>
+          <w:rFonts w:ascii="Times New Roman" w:hAnsi="Times New Roman" w:cs="Times New Roman"/>
+          <w:sz w:val="28"/>
+          <w:szCs w:val="28"/>
+        </w:rPr>
+        <w:drawing>
+          <wp:inline distT="0" distB="0" distL="0" distR="0" wp14:anchorId="17C335DD" wp14:editId="36F61815">
+            <wp:extent cx="4486901" cy="4010585"/>
+            <wp:effectExtent l="0" t="0" r="0" b="9525"/>
+            <wp:docPr id="1101132788" name="Picture 1" descr="A computer screen shot of text&#10;&#10;Description automatically generated"/>
+            <wp:cNvGraphicFramePr>
+              <a:graphicFrameLocks xmlns:a="http://schemas.openxmlformats.org/drawingml/2006/main" noChangeAspect="1"/>
+            </wp:cNvGraphicFramePr>
+            <a:graphic xmlns:a="http://schemas.openxmlformats.org/drawingml/2006/main">
+              <a:graphicData uri="http://schemas.openxmlformats.org/drawingml/2006/picture">
+                <pic:pic xmlns:pic="http://schemas.openxmlformats.org/drawingml/2006/picture">
+                  <pic:nvPicPr>
+                    <pic:cNvPr id="1101132788" name="Picture 1" descr="A computer screen shot of text&#10;&#10;Description automatically generated"/>
+                    <pic:cNvPicPr/>
+                  </pic:nvPicPr>
+                  <pic:blipFill>
+                    <a:blip r:embed="rId5"/>
+                    <a:stretch>
+                      <a:fillRect/>
+                    </a:stretch>
+                  </pic:blipFill>
+                  <pic:spPr>
+                    <a:xfrm>
+                      <a:off x="0" y="0"/>
+                      <a:ext cx="4486901" cy="4010585"/>
+                    </a:xfrm>
+                    <a:prstGeom prst="rect">
+                      <a:avLst/>
+                    </a:prstGeom>
+                  </pic:spPr>
+                </pic:pic>
+              </a:graphicData>
+            </a:graphic>
+          </wp:inline>
+        </w:drawing>
+      </w:r>
+    </w:p>
+    <w:p>
+      <w:pPr>
+        <w:pStyle w:val="ListParagraph"/>
+        <w:rPr>
+          <w:rFonts w:ascii="Times New Roman" w:hAnsi="Times New Roman" w:cs="Times New Roman"/>
+          <w:sz w:val="28"/>
+          <w:szCs w:val="28"/>
+        </w:rPr>
+      </w:pPr>
+      <w:r>
+        <w:rPr>
+          <w:rFonts w:ascii="Times New Roman" w:hAnsi="Times New Roman" w:cs="Times New Roman"/>
+          <w:sz w:val="28"/>
+          <w:szCs w:val="28"/>
+        </w:rPr>
+        <w:t>2</w:t>
+      </w:r>
+    </w:p>
+    <w:p>
+      <w:pPr>
+        <w:pStyle w:val="ListParagraph"/>
+        <w:rPr>
+          <w:rFonts w:ascii="Times New Roman" w:hAnsi="Times New Roman" w:cs="Times New Roman"/>
+          <w:sz w:val="28"/>
+          <w:szCs w:val="28"/>
+        </w:rPr>
+      </w:pPr>
+      <w:r>
+        <w:rPr>
+          <w:rFonts w:ascii="Times New Roman" w:hAnsi="Times New Roman" w:cs="Times New Roman"/>
+          <w:sz w:val="28"/>
+          <w:szCs w:val="28"/>
+        </w:rPr>
+        <w:lastRenderedPageBreak/>
+        <w:drawing>
+          <wp:inline distT="0" distB="0" distL="0" distR="0" wp14:anchorId="3920274C" wp14:editId="181DFA3C">
+            <wp:extent cx="5943600" cy="3658870"/>
+            <wp:effectExtent l="0" t="0" r="0" b="0"/>
+            <wp:docPr id="346105075" name="Picture 1" descr="A screenshot of a computer program&#10;&#10;Description automatically generated"/>
+            <wp:cNvGraphicFramePr>
+              <a:graphicFrameLocks xmlns:a="http://schemas.openxmlformats.org/drawingml/2006/main" noChangeAspect="1"/>
+            </wp:cNvGraphicFramePr>
+            <a:graphic xmlns:a="http://schemas.openxmlformats.org/drawingml/2006/main">
+              <a:graphicData uri="http://schemas.openxmlformats.org/drawingml/2006/picture">
+                <pic:pic xmlns:pic="http://schemas.openxmlformats.org/drawingml/2006/picture">
+                  <pic:nvPicPr>
+                    <pic:cNvPr id="346105075" name="Picture 1" descr="A screenshot of a computer program&#10;&#10;Description automatically generated"/>
+                    <pic:cNvPicPr/>
+                  </pic:nvPicPr>
+                  <pic:blipFill>
+                    <a:blip r:embed="rId6"/>
+                    <a:stretch>
+                      <a:fillRect/>
+                    </a:stretch>
+                  </pic:blipFill>
+                  <pic:spPr>
+                    <a:xfrm>
+                      <a:off x="0" y="0"/>
+                      <a:ext cx="5943600" cy="3658870"/>
+                    </a:xfrm>
+                    <a:prstGeom prst="rect">
+                      <a:avLst/>
+                    </a:prstGeom>
+                  </pic:spPr>
+                </pic:pic>
+              </a:graphicData>
+            </a:graphic>
+          </wp:inline>
+        </w:drawing>
+      </w:r>
+    </w:p>
+    <w:p>
+      <w:pPr>
+        <w:pStyle w:val="ListParagraph"/>
+        <w:rPr>
+          <w:rFonts w:ascii="Times New Roman" w:hAnsi="Times New Roman" w:cs="Times New Roman"/>
+          <w:sz w:val="28"/>
+          <w:szCs w:val="28"/>
+        </w:rPr>
+      </w:pPr>
+      <w:r>
+        <w:rPr>
+          <w:rFonts w:ascii="Times New Roman" w:hAnsi="Times New Roman" w:cs="Times New Roman"/>
+          <w:sz w:val="28"/>
+          <w:szCs w:val="28"/>
+        </w:rPr>
+        <w:t>3</w:t>
+      </w:r>
+    </w:p>
+    <w:p>
+      <w:pPr>
+        <w:pStyle w:val="ListParagraph"/>
+        <w:rPr>
+          <w:rFonts w:ascii="Times New Roman" w:hAnsi="Times New Roman" w:cs="Times New Roman"/>
+          <w:sz w:val="28"/>
+          <w:szCs w:val="28"/>
+        </w:rPr>
+      </w:pPr>
+      <w:r>
+        <w:rPr>
+          <w:rFonts w:ascii="Times New Roman" w:hAnsi="Times New Roman" w:cs="Times New Roman"/>
+          <w:sz w:val="28"/>
+          <w:szCs w:val="28"/>
+        </w:rPr>
+        <w:drawing>
+          <wp:inline distT="0" distB="0" distL="0" distR="0" wp14:anchorId="2DD4981F" wp14:editId="4FDCB560">
+            <wp:extent cx="3924848" cy="2181529"/>
+            <wp:effectExtent l="0" t="0" r="0" b="0"/>
+            <wp:docPr id="35249247" name="Picture 1" descr="A computer screen with text and images&#10;&#10;Description automatically generated"/>
+            <wp:cNvGraphicFramePr>
+              <a:graphicFrameLocks xmlns:a="http://schemas.openxmlformats.org/drawingml/2006/main" noChangeAspect="1"/>
+            </wp:cNvGraphicFramePr>
+            <a:graphic xmlns:a="http://schemas.openxmlformats.org/drawingml/2006/main">
+              <a:graphicData uri="http://schemas.openxmlformats.org/drawingml/2006/picture">
+                <pic:pic xmlns:pic="http://schemas.openxmlformats.org/drawingml/2006/picture">
+                  <pic:nvPicPr>
+                    <pic:cNvPr id="35249247" name="Picture 1" descr="A computer screen with text and images&#10;&#10;Description automatically generated"/>
+                    <pic:cNvPicPr/>
+                  </pic:nvPicPr>
+                  <pic:blipFill>
+                    <a:blip r:embed="rId7"/>
+                    <a:stretch>
+                      <a:fillRect/>
+                    </a:stretch>
+                  </pic:blipFill>
+                  <pic:spPr>
+                    <a:xfrm>
+                      <a:off x="0" y="0"/>
+                      <a:ext cx="3924848" cy="2181529"/>
+                    </a:xfrm>
+                    <a:prstGeom prst="rect">
+                      <a:avLst/>
+                    </a:prstGeom>
+                  </pic:spPr>
+                </pic:pic>
+              </a:graphicData>
+            </a:graphic>
+          </wp:inline>
+        </w:drawing>
       </w:r>
     </w:p>
     <w:p>
@@ -98,6 +327,16 @@
         </w:rPr>
         <w:t>Merge và rebase</w:t>
       </w:r>
+    </w:p>
+    <w:p>
+      <w:pPr>
+        <w:pStyle w:val="ListParagraph"/>
+        <w:rPr>
+          <w:rFonts w:ascii="Times New Roman" w:hAnsi="Times New Roman" w:cs="Times New Roman"/>
+          <w:sz w:val="28"/>
+          <w:szCs w:val="28"/>
+        </w:rPr>
+      </w:pPr>
     </w:p>
     <w:p>
       <w:pPr>

--- a/BT Git 2.docx
+++ b/BT Git 2.docx
@@ -326,6 +326,63 @@
           <w:szCs w:val="28"/>
         </w:rPr>
         <w:t>Merge và rebase</w:t>
+      </w:r>
+    </w:p>
+    <w:p>
+      <w:pPr>
+        <w:pStyle w:val="ListParagraph"/>
+        <w:numPr>
+          <w:ilvl w:val="0"/>
+          <w:numId w:val="1"/>
+        </w:numPr>
+        <w:rPr>
+          <w:rFonts w:ascii="Times New Roman" w:hAnsi="Times New Roman" w:cs="Times New Roman"/>
+          <w:sz w:val="28"/>
+          <w:szCs w:val="28"/>
+        </w:rPr>
+      </w:pPr>
+      <w:r>
+        <w:rPr>
+          <w:rFonts w:ascii="Times New Roman" w:hAnsi="Times New Roman" w:cs="Times New Roman"/>
+          <w:sz w:val="28"/>
+          <w:szCs w:val="28"/>
+        </w:rPr>
+        <w:lastRenderedPageBreak/>
+        <w:drawing>
+          <wp:inline distT="0" distB="0" distL="0" distR="0" wp14:anchorId="41165775" wp14:editId="1125FA46">
+            <wp:extent cx="4639322" cy="2943636"/>
+            <wp:effectExtent l="0" t="0" r="0" b="9525"/>
+            <wp:docPr id="242702133" name="Picture 1" descr="A computer screen shot of white text&#10;&#10;Description automatically generated"/>
+            <wp:cNvGraphicFramePr>
+              <a:graphicFrameLocks xmlns:a="http://schemas.openxmlformats.org/drawingml/2006/main" noChangeAspect="1"/>
+            </wp:cNvGraphicFramePr>
+            <a:graphic xmlns:a="http://schemas.openxmlformats.org/drawingml/2006/main">
+              <a:graphicData uri="http://schemas.openxmlformats.org/drawingml/2006/picture">
+                <pic:pic xmlns:pic="http://schemas.openxmlformats.org/drawingml/2006/picture">
+                  <pic:nvPicPr>
+                    <pic:cNvPr id="242702133" name="Picture 1" descr="A computer screen shot of white text&#10;&#10;Description automatically generated"/>
+                    <pic:cNvPicPr/>
+                  </pic:nvPicPr>
+                  <pic:blipFill>
+                    <a:blip r:embed="rId8"/>
+                    <a:stretch>
+                      <a:fillRect/>
+                    </a:stretch>
+                  </pic:blipFill>
+                  <pic:spPr>
+                    <a:xfrm>
+                      <a:off x="0" y="0"/>
+                      <a:ext cx="4639322" cy="2943636"/>
+                    </a:xfrm>
+                    <a:prstGeom prst="rect">
+                      <a:avLst/>
+                    </a:prstGeom>
+                  </pic:spPr>
+                </pic:pic>
+              </a:graphicData>
+            </a:graphic>
+          </wp:inline>
+        </w:drawing>
       </w:r>
     </w:p>
     <w:p>
